--- a/dev note/Dev Note 2 - cici.docx
+++ b/dev note/Dev Note 2 - cici.docx
@@ -338,6 +338,12 @@
           <w:rFonts w:ascii="Times New Roman" w:hAnsi="Times New Roman" w:cs="Times New Roman"/>
         </w:rPr>
         <w:t xml:space="preserve">Perlu </w:t>
+      </w:r>
+      <w:r>
+        <w:rPr>
+          <w:rFonts w:ascii="Times New Roman" w:hAnsi="Times New Roman" w:cs="Times New Roman"/>
+        </w:rPr>
+        <w:t xml:space="preserve">belajar </w:t>
       </w:r>
       <w:proofErr w:type="spellStart"/>
       <w:r>
@@ -2503,6 +2509,7 @@
   <w:style w:type="character" w:default="1" w:styleId="DefaultParagraphFont">
     <w:name w:val="Default Paragraph Font"/>
     <w:uiPriority w:val="1"/>
+    <w:semiHidden/>
     <w:unhideWhenUsed/>
   </w:style>
   <w:style w:type="table" w:default="1" w:styleId="TableNormal">
